--- a/flow/20230914_vu_template/drafts/2024-11-u/29-ПТ-Парамона.docx
+++ b/flow/20230914_vu_template/drafts/2024-11-u/29-ПТ-Парамона.docx
@@ -10129,12 +10129,8 @@
     </w:p>
     <w:p>
       <w:pPr>
-        <w:spacing w:after="120"/>
-        <w:rPr>
-          <w:rFonts w:ascii="Times New Roman" w:hAnsi="Times New Roman"/>
-          <w:sz w:val="24"/>
-          <w:szCs w:val="24"/>
-        </w:rPr>
+        <w:pStyle w:val="Normal"/>
+        <w:spacing w:after="120"/>
       </w:pPr>
       <w:r>
         <w:rPr>
@@ -10142,15 +10138,24 @@
           <w:b/>
           <w:color w:val="000000"/>
           <w:sz w:val="24"/>
-          <w:szCs w:val="24"/>
-        </w:rPr>
-        <w:t>Го</w:t>
-      </w:r>
-      <w:r>
-        <w:rPr>
-          <w:rFonts w:ascii="Times New Roman" w:hAnsi="Times New Roman"/>
-          <w:sz w:val="24"/>
-          <w:szCs w:val="24"/>
+        </w:rPr>
+        <w:t xml:space="preserve">Го́споди, взива́ю я до Те́бе, ви́слухай мене́.* </w:t>
+      </w:r>
+      <w:r>
+        <w:rPr>
+          <w:rFonts w:ascii="Times New Roman" w:hAnsi="Times New Roman"/>
+          <w:b/>
+          <w:color w:val="000000"/>
+          <w:sz w:val="24"/>
+        </w:rPr>
+        <w:t>Ви</w:t>
+      </w:r>
+      <w:r>
+        <w:rPr>
+          <w:rFonts w:ascii="Times New Roman" w:hAnsi="Times New Roman"/>
+          <w:b/>
+          <w:color w:val="000000"/>
+          <w:sz w:val="24"/>
         </w:rPr>
         <w:t>́</w:t>
       </w:r>
@@ -10160,15 +10165,69 @@
           <w:b/>
           <w:color w:val="000000"/>
           <w:sz w:val="24"/>
-          <w:szCs w:val="24"/>
+        </w:rPr>
+        <w:t>слухай мене</w:t>
+      </w:r>
+      <w:r>
+        <w:rPr>
+          <w:rFonts w:ascii="Times New Roman" w:hAnsi="Times New Roman"/>
+          <w:b/>
+          <w:color w:val="000000"/>
+          <w:sz w:val="24"/>
+        </w:rPr>
+        <w:t>́</w:t>
+      </w:r>
+      <w:r>
+        <w:rPr>
+          <w:rFonts w:ascii="Times New Roman" w:hAnsi="Times New Roman"/>
+          <w:b/>
+          <w:color w:val="000000"/>
+          <w:sz w:val="24"/>
+        </w:rPr>
+        <w:t>, Го</w:t>
+      </w:r>
+      <w:r>
+        <w:rPr>
+          <w:rFonts w:ascii="Times New Roman" w:hAnsi="Times New Roman"/>
+          <w:b/>
+          <w:color w:val="000000"/>
+          <w:sz w:val="24"/>
+        </w:rPr>
+        <w:t>́</w:t>
+      </w:r>
+      <w:r>
+        <w:rPr>
+          <w:rFonts w:ascii="Times New Roman" w:hAnsi="Times New Roman"/>
+          <w:b/>
+          <w:color w:val="000000"/>
+          <w:sz w:val="24"/>
+        </w:rPr>
+        <w:t>споди.* Го</w:t>
+      </w:r>
+      <w:r>
+        <w:rPr>
+          <w:rFonts w:ascii="Times New Roman" w:hAnsi="Times New Roman"/>
+          <w:b/>
+          <w:color w:val="000000"/>
+          <w:sz w:val="24"/>
+        </w:rPr>
+        <w:t>́</w:t>
+      </w:r>
+      <w:r>
+        <w:rPr>
+          <w:rFonts w:ascii="Times New Roman" w:hAnsi="Times New Roman"/>
+          <w:b/>
+          <w:color w:val="000000"/>
+          <w:sz w:val="24"/>
         </w:rPr>
         <w:t>споди, взива</w:t>
       </w:r>
       <w:r>
         <w:rPr>
           <w:rFonts w:ascii="Times New Roman" w:hAnsi="Times New Roman"/>
-          <w:sz w:val="24"/>
-          <w:szCs w:val="24"/>
+          <w:b/>
+          <w:color w:val="000000"/>
+          <w:sz w:val="24"/>
         </w:rPr>
         <w:t>́</w:t>
       </w:r>
@@ -10178,15 +10237,15 @@
           <w:b/>
           <w:color w:val="000000"/>
           <w:sz w:val="24"/>
-          <w:szCs w:val="24"/>
         </w:rPr>
         <w:t>ю я до Те</w:t>
       </w:r>
       <w:r>
         <w:rPr>
           <w:rFonts w:ascii="Times New Roman" w:hAnsi="Times New Roman"/>
-          <w:sz w:val="24"/>
-          <w:szCs w:val="24"/>
+          <w:b/>
+          <w:color w:val="000000"/>
+          <w:sz w:val="24"/>
         </w:rPr>
         <w:t>́</w:t>
       </w:r>
@@ -10196,15 +10255,15 @@
           <w:b/>
           <w:color w:val="000000"/>
           <w:sz w:val="24"/>
-          <w:szCs w:val="24"/>
         </w:rPr>
         <w:t>бе, ви</w:t>
       </w:r>
       <w:r>
         <w:rPr>
           <w:rFonts w:ascii="Times New Roman" w:hAnsi="Times New Roman"/>
-          <w:sz w:val="24"/>
-          <w:szCs w:val="24"/>
+          <w:b/>
+          <w:color w:val="000000"/>
+          <w:sz w:val="24"/>
         </w:rPr>
         <w:t>́</w:t>
       </w:r>
@@ -10214,15 +10273,15 @@
           <w:b/>
           <w:color w:val="000000"/>
           <w:sz w:val="24"/>
-          <w:szCs w:val="24"/>
         </w:rPr>
         <w:t>слухай мене</w:t>
       </w:r>
       <w:r>
         <w:rPr>
           <w:rFonts w:ascii="Times New Roman" w:hAnsi="Times New Roman"/>
-          <w:sz w:val="24"/>
-          <w:szCs w:val="24"/>
+          <w:b/>
+          <w:color w:val="000000"/>
+          <w:sz w:val="24"/>
         </w:rPr>
         <w:t>́</w:t>
       </w:r>
@@ -10232,15 +10291,15 @@
           <w:b/>
           <w:color w:val="000000"/>
           <w:sz w:val="24"/>
-          <w:szCs w:val="24"/>
-        </w:rPr>
-        <w:t>.* Ви</w:t>
-      </w:r>
-      <w:r>
-        <w:rPr>
-          <w:rFonts w:ascii="Times New Roman" w:hAnsi="Times New Roman"/>
-          <w:sz w:val="24"/>
-          <w:szCs w:val="24"/>
+        </w:rPr>
+        <w:t>.* Почу</w:t>
+      </w:r>
+      <w:r>
+        <w:rPr>
+          <w:rFonts w:ascii="Times New Roman" w:hAnsi="Times New Roman"/>
+          <w:b/>
+          <w:color w:val="000000"/>
+          <w:sz w:val="24"/>
         </w:rPr>
         <w:t>́</w:t>
       </w:r>
@@ -10250,15 +10309,15 @@
           <w:b/>
           <w:color w:val="000000"/>
           <w:sz w:val="24"/>
-          <w:szCs w:val="24"/>
-        </w:rPr>
-        <w:t>слухай мене, Го</w:t>
-      </w:r>
-      <w:r>
-        <w:rPr>
-          <w:rFonts w:ascii="Times New Roman" w:hAnsi="Times New Roman"/>
-          <w:sz w:val="24"/>
-          <w:szCs w:val="24"/>
+        </w:rPr>
+        <w:t>й го</w:t>
+      </w:r>
+      <w:r>
+        <w:rPr>
+          <w:rFonts w:ascii="Times New Roman" w:hAnsi="Times New Roman"/>
+          <w:b/>
+          <w:color w:val="000000"/>
+          <w:sz w:val="24"/>
         </w:rPr>
         <w:t>́</w:t>
       </w:r>
@@ -10268,15 +10327,15 @@
           <w:b/>
           <w:color w:val="000000"/>
           <w:sz w:val="24"/>
-          <w:szCs w:val="24"/>
-        </w:rPr>
-        <w:t>споди.* Го</w:t>
-      </w:r>
-      <w:r>
-        <w:rPr>
-          <w:rFonts w:ascii="Times New Roman" w:hAnsi="Times New Roman"/>
-          <w:sz w:val="24"/>
-          <w:szCs w:val="24"/>
+        </w:rPr>
+        <w:t>лос молі</w:t>
+      </w:r>
+      <w:r>
+        <w:rPr>
+          <w:rFonts w:ascii="Times New Roman" w:hAnsi="Times New Roman"/>
+          <w:b/>
+          <w:color w:val="000000"/>
+          <w:sz w:val="24"/>
         </w:rPr>
         <w:t>́</w:t>
       </w:r>
@@ -10286,15 +10345,15 @@
           <w:b/>
           <w:color w:val="000000"/>
           <w:sz w:val="24"/>
-          <w:szCs w:val="24"/>
-        </w:rPr>
-        <w:t>споди, взива</w:t>
-      </w:r>
-      <w:r>
-        <w:rPr>
-          <w:rFonts w:ascii="Times New Roman" w:hAnsi="Times New Roman"/>
-          <w:sz w:val="24"/>
-          <w:szCs w:val="24"/>
+        </w:rPr>
+        <w:t>ння мого</w:t>
+      </w:r>
+      <w:r>
+        <w:rPr>
+          <w:rFonts w:ascii="Times New Roman" w:hAnsi="Times New Roman"/>
+          <w:b/>
+          <w:color w:val="000000"/>
+          <w:sz w:val="24"/>
         </w:rPr>
         <w:t>́</w:t>
       </w:r>
@@ -10304,15 +10363,15 @@
           <w:b/>
           <w:color w:val="000000"/>
           <w:sz w:val="24"/>
-          <w:szCs w:val="24"/>
-        </w:rPr>
-        <w:t>ю я до Те</w:t>
-      </w:r>
-      <w:r>
-        <w:rPr>
-          <w:rFonts w:ascii="Times New Roman" w:hAnsi="Times New Roman"/>
-          <w:sz w:val="24"/>
-          <w:szCs w:val="24"/>
+        </w:rPr>
+        <w:t>,* коли</w:t>
+      </w:r>
+      <w:r>
+        <w:rPr>
+          <w:rFonts w:ascii="Times New Roman" w:hAnsi="Times New Roman"/>
+          <w:b/>
+          <w:color w:val="000000"/>
+          <w:sz w:val="24"/>
         </w:rPr>
         <w:t>́</w:t>
       </w:r>
@@ -10322,15 +10381,15 @@
           <w:b/>
           <w:color w:val="000000"/>
           <w:sz w:val="24"/>
-          <w:szCs w:val="24"/>
-        </w:rPr>
-        <w:t>бе, ви</w:t>
-      </w:r>
-      <w:r>
-        <w:rPr>
-          <w:rFonts w:ascii="Times New Roman" w:hAnsi="Times New Roman"/>
-          <w:sz w:val="24"/>
-          <w:szCs w:val="24"/>
+        </w:rPr>
+        <w:t xml:space="preserve"> взива</w:t>
+      </w:r>
+      <w:r>
+        <w:rPr>
+          <w:rFonts w:ascii="Times New Roman" w:hAnsi="Times New Roman"/>
+          <w:b/>
+          <w:color w:val="000000"/>
+          <w:sz w:val="24"/>
         </w:rPr>
         <w:t>́</w:t>
       </w:r>
@@ -10340,15 +10399,51 @@
           <w:b/>
           <w:color w:val="000000"/>
           <w:sz w:val="24"/>
-          <w:szCs w:val="24"/>
+        </w:rPr>
+        <w:t>ю до Те</w:t>
+      </w:r>
+      <w:r>
+        <w:rPr>
+          <w:rFonts w:ascii="Times New Roman" w:hAnsi="Times New Roman"/>
+          <w:b/>
+          <w:color w:val="000000"/>
+          <w:sz w:val="24"/>
+        </w:rPr>
+        <w:t>́</w:t>
+      </w:r>
+      <w:r>
+        <w:rPr>
+          <w:rFonts w:ascii="Times New Roman" w:hAnsi="Times New Roman"/>
+          <w:b/>
+          <w:color w:val="000000"/>
+          <w:sz w:val="24"/>
+        </w:rPr>
+        <w:t>бе.* Ви</w:t>
+      </w:r>
+      <w:r>
+        <w:rPr>
+          <w:rFonts w:ascii="Times New Roman" w:hAnsi="Times New Roman"/>
+          <w:b/>
+          <w:color w:val="000000"/>
+          <w:sz w:val="24"/>
+        </w:rPr>
+        <w:t>́</w:t>
+      </w:r>
+      <w:r>
+        <w:rPr>
+          <w:rFonts w:ascii="Times New Roman" w:hAnsi="Times New Roman"/>
+          <w:b/>
+          <w:color w:val="000000"/>
+          <w:sz w:val="24"/>
         </w:rPr>
         <w:t>слухай мене</w:t>
       </w:r>
       <w:r>
         <w:rPr>
           <w:rFonts w:ascii="Times New Roman" w:hAnsi="Times New Roman"/>
-          <w:sz w:val="24"/>
-          <w:szCs w:val="24"/>
+          <w:b/>
+          <w:color w:val="000000"/>
+          <w:sz w:val="24"/>
         </w:rPr>
         <w:t>́</w:t>
       </w:r>
@@ -10358,15 +10453,15 @@
           <w:b/>
           <w:color w:val="000000"/>
           <w:sz w:val="24"/>
-          <w:szCs w:val="24"/>
-        </w:rPr>
-        <w:t>.* Почу</w:t>
-      </w:r>
-      <w:r>
-        <w:rPr>
-          <w:rFonts w:ascii="Times New Roman" w:hAnsi="Times New Roman"/>
-          <w:sz w:val="24"/>
-          <w:szCs w:val="24"/>
+        </w:rPr>
+        <w:t>, Го</w:t>
+      </w:r>
+      <w:r>
+        <w:rPr>
+          <w:rFonts w:ascii="Times New Roman" w:hAnsi="Times New Roman"/>
+          <w:b/>
+          <w:color w:val="000000"/>
+          <w:sz w:val="24"/>
         </w:rPr>
         <w:t>́</w:t>
       </w:r>
@@ -10376,15 +10471,30 @@
           <w:b/>
           <w:color w:val="000000"/>
           <w:sz w:val="24"/>
-          <w:szCs w:val="24"/>
-        </w:rPr>
-        <w:t>й го</w:t>
-      </w:r>
-      <w:r>
-        <w:rPr>
-          <w:rFonts w:ascii="Times New Roman" w:hAnsi="Times New Roman"/>
-          <w:sz w:val="24"/>
-          <w:szCs w:val="24"/>
+        </w:rPr>
+        <w:t>споди.</w:t>
+      </w:r>
+    </w:p>
+    <w:p>
+      <w:pPr>
+        <w:pStyle w:val="Normal"/>
+        <w:spacing w:after="120"/>
+      </w:pPr>
+      <w:r>
+        <w:rPr>
+          <w:rFonts w:ascii="Times New Roman" w:hAnsi="Times New Roman"/>
+          <w:b/>
+          <w:color w:val="000000"/>
+          <w:sz w:val="24"/>
+        </w:rPr>
+        <w:t>Неха</w:t>
+      </w:r>
+      <w:r>
+        <w:rPr>
+          <w:rFonts w:ascii="Times New Roman" w:hAnsi="Times New Roman"/>
+          <w:b/>
+          <w:color w:val="000000"/>
+          <w:sz w:val="24"/>
         </w:rPr>
         <w:t>́</w:t>
       </w:r>
@@ -10394,15 +10504,15 @@
           <w:b/>
           <w:color w:val="000000"/>
           <w:sz w:val="24"/>
-          <w:szCs w:val="24"/>
-        </w:rPr>
-        <w:t>лос молі</w:t>
-      </w:r>
-      <w:r>
-        <w:rPr>
-          <w:rFonts w:ascii="Times New Roman" w:hAnsi="Times New Roman"/>
-          <w:sz w:val="24"/>
-          <w:szCs w:val="24"/>
+        </w:rPr>
+        <w:t>й піднесе</w:t>
+      </w:r>
+      <w:r>
+        <w:rPr>
+          <w:rFonts w:ascii="Times New Roman" w:hAnsi="Times New Roman"/>
+          <w:b/>
+          <w:color w:val="000000"/>
+          <w:sz w:val="24"/>
         </w:rPr>
         <w:t>́</w:t>
       </w:r>
@@ -10412,15 +10522,15 @@
           <w:b/>
           <w:color w:val="000000"/>
           <w:sz w:val="24"/>
-          <w:szCs w:val="24"/>
-        </w:rPr>
-        <w:t>ння мого</w:t>
-      </w:r>
-      <w:r>
-        <w:rPr>
-          <w:rFonts w:ascii="Times New Roman" w:hAnsi="Times New Roman"/>
-          <w:sz w:val="24"/>
-          <w:szCs w:val="24"/>
+        </w:rPr>
+        <w:t>ться моли</w:t>
+      </w:r>
+      <w:r>
+        <w:rPr>
+          <w:rFonts w:ascii="Times New Roman" w:hAnsi="Times New Roman"/>
+          <w:b/>
+          <w:color w:val="000000"/>
+          <w:sz w:val="24"/>
         </w:rPr>
         <w:t>́</w:t>
       </w:r>
@@ -10430,15 +10540,15 @@
           <w:b/>
           <w:color w:val="000000"/>
           <w:sz w:val="24"/>
-          <w:szCs w:val="24"/>
-        </w:rPr>
-        <w:t>,* коли</w:t>
-      </w:r>
-      <w:r>
-        <w:rPr>
-          <w:rFonts w:ascii="Times New Roman" w:hAnsi="Times New Roman"/>
-          <w:sz w:val="24"/>
-          <w:szCs w:val="24"/>
+        </w:rPr>
+        <w:t>тва моя</w:t>
+      </w:r>
+      <w:r>
+        <w:rPr>
+          <w:rFonts w:ascii="Times New Roman" w:hAnsi="Times New Roman"/>
+          <w:b/>
+          <w:color w:val="000000"/>
+          <w:sz w:val="24"/>
         </w:rPr>
         <w:t>́</w:t>
       </w:r>
@@ -10448,15 +10558,15 @@
           <w:b/>
           <w:color w:val="000000"/>
           <w:sz w:val="24"/>
-          <w:szCs w:val="24"/>
-        </w:rPr>
-        <w:t xml:space="preserve"> взива</w:t>
-      </w:r>
-      <w:r>
-        <w:rPr>
-          <w:rFonts w:ascii="Times New Roman" w:hAnsi="Times New Roman"/>
-          <w:sz w:val="24"/>
-          <w:szCs w:val="24"/>
+        </w:rPr>
+        <w:t>,* мов кади</w:t>
+      </w:r>
+      <w:r>
+        <w:rPr>
+          <w:rFonts w:ascii="Times New Roman" w:hAnsi="Times New Roman"/>
+          <w:b/>
+          <w:color w:val="000000"/>
+          <w:sz w:val="24"/>
         </w:rPr>
         <w:t>́</w:t>
       </w:r>
@@ -10466,15 +10576,15 @@
           <w:b/>
           <w:color w:val="000000"/>
           <w:sz w:val="24"/>
-          <w:szCs w:val="24"/>
-        </w:rPr>
-        <w:t>ю до Те</w:t>
-      </w:r>
-      <w:r>
-        <w:rPr>
-          <w:rFonts w:ascii="Times New Roman" w:hAnsi="Times New Roman"/>
-          <w:sz w:val="24"/>
-          <w:szCs w:val="24"/>
+        </w:rPr>
+        <w:t>ло пе</w:t>
+      </w:r>
+      <w:r>
+        <w:rPr>
+          <w:rFonts w:ascii="Times New Roman" w:hAnsi="Times New Roman"/>
+          <w:b/>
+          <w:color w:val="000000"/>
+          <w:sz w:val="24"/>
         </w:rPr>
         <w:t>́</w:t>
       </w:r>
@@ -10484,15 +10594,15 @@
           <w:b/>
           <w:color w:val="000000"/>
           <w:sz w:val="24"/>
-          <w:szCs w:val="24"/>
-        </w:rPr>
-        <w:t>бе.* Ви</w:t>
-      </w:r>
-      <w:r>
-        <w:rPr>
-          <w:rFonts w:ascii="Times New Roman" w:hAnsi="Times New Roman"/>
-          <w:sz w:val="24"/>
-          <w:szCs w:val="24"/>
+        </w:rPr>
+        <w:t>ред Тобо</w:t>
+      </w:r>
+      <w:r>
+        <w:rPr>
+          <w:rFonts w:ascii="Times New Roman" w:hAnsi="Times New Roman"/>
+          <w:b/>
+          <w:color w:val="000000"/>
+          <w:sz w:val="24"/>
         </w:rPr>
         <w:t>́</w:t>
       </w:r>
@@ -10502,15 +10612,114 @@
           <w:b/>
           <w:color w:val="000000"/>
           <w:sz w:val="24"/>
-          <w:szCs w:val="24"/>
+        </w:rPr>
+        <w:t>ю;* підно</w:t>
+      </w:r>
+      <w:r>
+        <w:rPr>
+          <w:rFonts w:ascii="Times New Roman" w:hAnsi="Times New Roman"/>
+          <w:b/>
+          <w:color w:val="000000"/>
+          <w:sz w:val="24"/>
+        </w:rPr>
+        <w:t>́</w:t>
+      </w:r>
+      <w:r>
+        <w:rPr>
+          <w:rFonts w:ascii="Times New Roman" w:hAnsi="Times New Roman"/>
+          <w:b/>
+          <w:color w:val="000000"/>
+          <w:sz w:val="24"/>
+        </w:rPr>
+        <w:t>шення рук мої</w:t>
+      </w:r>
+      <w:r>
+        <w:rPr>
+          <w:rFonts w:ascii="Times New Roman" w:hAnsi="Times New Roman"/>
+          <w:b/>
+          <w:color w:val="000000"/>
+          <w:sz w:val="24"/>
+        </w:rPr>
+        <w:t>́</w:t>
+      </w:r>
+      <w:r>
+        <w:rPr>
+          <w:rFonts w:ascii="Times New Roman" w:hAnsi="Times New Roman"/>
+          <w:b/>
+          <w:color w:val="000000"/>
+          <w:sz w:val="24"/>
+        </w:rPr>
+        <w:t>х,* як же</w:t>
+      </w:r>
+      <w:r>
+        <w:rPr>
+          <w:rFonts w:ascii="Times New Roman" w:hAnsi="Times New Roman"/>
+          <w:b/>
+          <w:color w:val="000000"/>
+          <w:sz w:val="24"/>
+        </w:rPr>
+        <w:t>́</w:t>
+      </w:r>
+      <w:r>
+        <w:rPr>
+          <w:rFonts w:ascii="Times New Roman" w:hAnsi="Times New Roman"/>
+          <w:b/>
+          <w:color w:val="000000"/>
+          <w:sz w:val="24"/>
+        </w:rPr>
+        <w:t>ртва вечі</w:t>
+      </w:r>
+      <w:r>
+        <w:rPr>
+          <w:rFonts w:ascii="Times New Roman" w:hAnsi="Times New Roman"/>
+          <w:b/>
+          <w:color w:val="000000"/>
+          <w:sz w:val="24"/>
+        </w:rPr>
+        <w:t>́</w:t>
+      </w:r>
+      <w:r>
+        <w:rPr>
+          <w:rFonts w:ascii="Times New Roman" w:hAnsi="Times New Roman"/>
+          <w:b/>
+          <w:color w:val="000000"/>
+          <w:sz w:val="24"/>
+        </w:rPr>
+        <w:t xml:space="preserve">рня.* </w:t>
+      </w:r>
+      <w:r>
+        <w:rPr>
+          <w:rFonts w:ascii="Times New Roman" w:hAnsi="Times New Roman"/>
+          <w:b/>
+          <w:color w:val="000000"/>
+          <w:sz w:val="24"/>
+        </w:rPr>
+        <w:t>Ви</w:t>
+      </w:r>
+      <w:r>
+        <w:rPr>
+          <w:rFonts w:ascii="Times New Roman" w:hAnsi="Times New Roman"/>
+          <w:b/>
+          <w:color w:val="000000"/>
+          <w:sz w:val="24"/>
+        </w:rPr>
+        <w:t>́</w:t>
+      </w:r>
+      <w:r>
+        <w:rPr>
+          <w:rFonts w:ascii="Times New Roman" w:hAnsi="Times New Roman"/>
+          <w:b/>
+          <w:color w:val="000000"/>
+          <w:sz w:val="24"/>
         </w:rPr>
         <w:t>слухай мене</w:t>
       </w:r>
       <w:r>
         <w:rPr>
           <w:rFonts w:ascii="Times New Roman" w:hAnsi="Times New Roman"/>
-          <w:sz w:val="24"/>
-          <w:szCs w:val="24"/>
+          <w:b/>
+          <w:color w:val="000000"/>
+          <w:sz w:val="24"/>
         </w:rPr>
         <w:t>́</w:t>
       </w:r>
@@ -10520,15 +10729,15 @@
           <w:b/>
           <w:color w:val="000000"/>
           <w:sz w:val="24"/>
-          <w:szCs w:val="24"/>
         </w:rPr>
         <w:t>, Го</w:t>
       </w:r>
       <w:r>
         <w:rPr>
           <w:rFonts w:ascii="Times New Roman" w:hAnsi="Times New Roman"/>
-          <w:sz w:val="24"/>
-          <w:szCs w:val="24"/>
+          <w:b/>
+          <w:color w:val="000000"/>
+          <w:sz w:val="24"/>
         </w:rPr>
         <w:t>́</w:t>
       </w:r>
@@ -10538,279 +10747,6 @@
           <w:b/>
           <w:color w:val="000000"/>
           <w:sz w:val="24"/>
-          <w:szCs w:val="24"/>
-        </w:rPr>
-        <w:t>споди.</w:t>
-      </w:r>
-    </w:p>
-    <w:p>
-      <w:pPr>
-        <w:spacing w:after="120"/>
-        <w:rPr>
-          <w:rFonts w:ascii="Times New Roman" w:hAnsi="Times New Roman"/>
-          <w:sz w:val="24"/>
-          <w:szCs w:val="24"/>
-        </w:rPr>
-      </w:pPr>
-      <w:r>
-        <w:rPr>
-          <w:rFonts w:ascii="Times New Roman" w:hAnsi="Times New Roman"/>
-          <w:b/>
-          <w:color w:val="000000"/>
-          <w:sz w:val="24"/>
-          <w:szCs w:val="24"/>
-        </w:rPr>
-        <w:t>Неха</w:t>
-      </w:r>
-      <w:r>
-        <w:rPr>
-          <w:rFonts w:ascii="Times New Roman" w:hAnsi="Times New Roman"/>
-          <w:sz w:val="24"/>
-          <w:szCs w:val="24"/>
-        </w:rPr>
-        <w:t>́</w:t>
-      </w:r>
-      <w:r>
-        <w:rPr>
-          <w:rFonts w:ascii="Times New Roman" w:hAnsi="Times New Roman"/>
-          <w:b/>
-          <w:color w:val="000000"/>
-          <w:sz w:val="24"/>
-          <w:szCs w:val="24"/>
-        </w:rPr>
-        <w:t>й піднесе</w:t>
-      </w:r>
-      <w:r>
-        <w:rPr>
-          <w:rFonts w:ascii="Times New Roman" w:hAnsi="Times New Roman"/>
-          <w:sz w:val="24"/>
-          <w:szCs w:val="24"/>
-        </w:rPr>
-        <w:t>́</w:t>
-      </w:r>
-      <w:r>
-        <w:rPr>
-          <w:rFonts w:ascii="Times New Roman" w:hAnsi="Times New Roman"/>
-          <w:b/>
-          <w:color w:val="000000"/>
-          <w:sz w:val="24"/>
-          <w:szCs w:val="24"/>
-        </w:rPr>
-        <w:t>ться моли</w:t>
-      </w:r>
-      <w:r>
-        <w:rPr>
-          <w:rFonts w:ascii="Times New Roman" w:hAnsi="Times New Roman"/>
-          <w:sz w:val="24"/>
-          <w:szCs w:val="24"/>
-        </w:rPr>
-        <w:t>́</w:t>
-      </w:r>
-      <w:r>
-        <w:rPr>
-          <w:rFonts w:ascii="Times New Roman" w:hAnsi="Times New Roman"/>
-          <w:b/>
-          <w:color w:val="000000"/>
-          <w:sz w:val="24"/>
-          <w:szCs w:val="24"/>
-        </w:rPr>
-        <w:t>тва моя</w:t>
-      </w:r>
-      <w:r>
-        <w:rPr>
-          <w:rFonts w:ascii="Times New Roman" w:hAnsi="Times New Roman"/>
-          <w:sz w:val="24"/>
-          <w:szCs w:val="24"/>
-        </w:rPr>
-        <w:t>́</w:t>
-      </w:r>
-      <w:r>
-        <w:rPr>
-          <w:rFonts w:ascii="Times New Roman" w:hAnsi="Times New Roman"/>
-          <w:b/>
-          <w:color w:val="000000"/>
-          <w:sz w:val="24"/>
-          <w:szCs w:val="24"/>
-        </w:rPr>
-        <w:t>,* мов кади</w:t>
-      </w:r>
-      <w:r>
-        <w:rPr>
-          <w:rFonts w:ascii="Times New Roman" w:hAnsi="Times New Roman"/>
-          <w:sz w:val="24"/>
-          <w:szCs w:val="24"/>
-        </w:rPr>
-        <w:t>́</w:t>
-      </w:r>
-      <w:r>
-        <w:rPr>
-          <w:rFonts w:ascii="Times New Roman" w:hAnsi="Times New Roman"/>
-          <w:b/>
-          <w:color w:val="000000"/>
-          <w:sz w:val="24"/>
-          <w:szCs w:val="24"/>
-        </w:rPr>
-        <w:t>ло пе</w:t>
-      </w:r>
-      <w:r>
-        <w:rPr>
-          <w:rFonts w:ascii="Times New Roman" w:hAnsi="Times New Roman"/>
-          <w:sz w:val="24"/>
-          <w:szCs w:val="24"/>
-        </w:rPr>
-        <w:t>́</w:t>
-      </w:r>
-      <w:r>
-        <w:rPr>
-          <w:rFonts w:ascii="Times New Roman" w:hAnsi="Times New Roman"/>
-          <w:b/>
-          <w:color w:val="000000"/>
-          <w:sz w:val="24"/>
-          <w:szCs w:val="24"/>
-        </w:rPr>
-        <w:t>ред Тобо</w:t>
-      </w:r>
-      <w:r>
-        <w:rPr>
-          <w:rFonts w:ascii="Times New Roman" w:hAnsi="Times New Roman"/>
-          <w:sz w:val="24"/>
-          <w:szCs w:val="24"/>
-        </w:rPr>
-        <w:t>́</w:t>
-      </w:r>
-      <w:r>
-        <w:rPr>
-          <w:rFonts w:ascii="Times New Roman" w:hAnsi="Times New Roman"/>
-          <w:b/>
-          <w:color w:val="000000"/>
-          <w:sz w:val="24"/>
-          <w:szCs w:val="24"/>
-        </w:rPr>
-        <w:t>ю;* підно</w:t>
-      </w:r>
-      <w:r>
-        <w:rPr>
-          <w:rFonts w:ascii="Times New Roman" w:hAnsi="Times New Roman"/>
-          <w:sz w:val="24"/>
-          <w:szCs w:val="24"/>
-        </w:rPr>
-        <w:t>́</w:t>
-      </w:r>
-      <w:r>
-        <w:rPr>
-          <w:rFonts w:ascii="Times New Roman" w:hAnsi="Times New Roman"/>
-          <w:b/>
-          <w:color w:val="000000"/>
-          <w:sz w:val="24"/>
-          <w:szCs w:val="24"/>
-        </w:rPr>
-        <w:t>шення рук мої</w:t>
-      </w:r>
-      <w:r>
-        <w:rPr>
-          <w:rFonts w:ascii="Times New Roman" w:hAnsi="Times New Roman"/>
-          <w:sz w:val="24"/>
-          <w:szCs w:val="24"/>
-        </w:rPr>
-        <w:t>́</w:t>
-      </w:r>
-      <w:r>
-        <w:rPr>
-          <w:rFonts w:ascii="Times New Roman" w:hAnsi="Times New Roman"/>
-          <w:b/>
-          <w:color w:val="000000"/>
-          <w:sz w:val="24"/>
-          <w:szCs w:val="24"/>
-        </w:rPr>
-        <w:t>х,* як же</w:t>
-      </w:r>
-      <w:r>
-        <w:rPr>
-          <w:rFonts w:ascii="Times New Roman" w:hAnsi="Times New Roman"/>
-          <w:sz w:val="24"/>
-          <w:szCs w:val="24"/>
-        </w:rPr>
-        <w:t>́</w:t>
-      </w:r>
-      <w:r>
-        <w:rPr>
-          <w:rFonts w:ascii="Times New Roman" w:hAnsi="Times New Roman"/>
-          <w:b/>
-          <w:color w:val="000000"/>
-          <w:sz w:val="24"/>
-          <w:szCs w:val="24"/>
-        </w:rPr>
-        <w:t>ртва вечі</w:t>
-      </w:r>
-      <w:r>
-        <w:rPr>
-          <w:rFonts w:ascii="Times New Roman" w:hAnsi="Times New Roman"/>
-          <w:sz w:val="24"/>
-          <w:szCs w:val="24"/>
-        </w:rPr>
-        <w:t>́</w:t>
-      </w:r>
-      <w:r>
-        <w:rPr>
-          <w:rFonts w:ascii="Times New Roman" w:hAnsi="Times New Roman"/>
-          <w:b/>
-          <w:color w:val="000000"/>
-          <w:sz w:val="24"/>
-          <w:szCs w:val="24"/>
-        </w:rPr>
-        <w:t>рня.* Ви</w:t>
-      </w:r>
-      <w:r>
-        <w:rPr>
-          <w:rFonts w:ascii="Times New Roman" w:hAnsi="Times New Roman"/>
-          <w:sz w:val="24"/>
-          <w:szCs w:val="24"/>
-        </w:rPr>
-        <w:t>́</w:t>
-      </w:r>
-      <w:r>
-        <w:rPr>
-          <w:rFonts w:ascii="Times New Roman" w:hAnsi="Times New Roman"/>
-          <w:b/>
-          <w:color w:val="000000"/>
-          <w:sz w:val="24"/>
-          <w:szCs w:val="24"/>
-        </w:rPr>
-        <w:t>слухай мене</w:t>
-      </w:r>
-      <w:r>
-        <w:rPr>
-          <w:rFonts w:ascii="Times New Roman" w:hAnsi="Times New Roman"/>
-          <w:sz w:val="24"/>
-          <w:szCs w:val="24"/>
-        </w:rPr>
-        <w:t>́</w:t>
-      </w:r>
-      <w:r>
-        <w:rPr>
-          <w:rFonts w:ascii="Times New Roman" w:hAnsi="Times New Roman"/>
-          <w:b/>
-          <w:color w:val="000000"/>
-          <w:sz w:val="24"/>
-          <w:szCs w:val="24"/>
-        </w:rPr>
-        <w:t>, Го</w:t>
-      </w:r>
-      <w:r>
-        <w:rPr>
-          <w:rFonts w:ascii="Times New Roman" w:hAnsi="Times New Roman"/>
-          <w:sz w:val="24"/>
-          <w:szCs w:val="24"/>
-        </w:rPr>
-        <w:t>́</w:t>
-      </w:r>
-      <w:r>
-        <w:rPr>
-          <w:rFonts w:ascii="Times New Roman" w:hAnsi="Times New Roman"/>
-          <w:b/>
-          <w:color w:val="000000"/>
-          <w:sz w:val="24"/>
-          <w:szCs w:val="24"/>
         </w:rPr>
         <w:t>споди.</w:t>
       </w:r>

--- a/flow/20230914_vu_template/drafts/2024-11-u/29-ПТ-Парамона.docx
+++ b/flow/20230914_vu_template/drafts/2024-11-u/29-ПТ-Парамона.docx
@@ -1893,9 +1893,8 @@
         <w:rPr>
           <w:rFonts w:ascii="Times New Roman" w:hAnsi="Times New Roman"/>
           <w:i/>
-          <w:color w:val="FF0000"/>
-          <w:sz w:val="24"/>
-          <w:szCs w:val="24"/>
+          <w:color w:val="FF4400"/>
+          <w:sz w:val="24"/>
         </w:rPr>
         <w:t>Священник:</w:t>
       </w:r>
@@ -1903,7 +1902,6 @@
         <w:rPr>
           <w:rFonts w:ascii="Times New Roman" w:hAnsi="Times New Roman"/>
           <w:sz w:val="24"/>
-          <w:szCs w:val="24"/>
         </w:rPr>
         <w:t xml:space="preserve"> Бо Твоє є царство, і сила, і слава, Отця, і Сина, і Святого Духа, нині, і повсякчас, і на віки віків.</w:t>
       </w:r>
@@ -10008,7 +10006,6 @@
           <w:i/>
           <w:color w:val="FF4400"/>
           <w:sz w:val="24"/>
-          <w:szCs w:val="24"/>
         </w:rPr>
         <w:t>Священник:</w:t>
       </w:r>
@@ -10016,17 +10013,8 @@
         <w:rPr>
           <w:rFonts w:ascii="Times New Roman" w:hAnsi="Times New Roman"/>
           <w:sz w:val="24"/>
-          <w:szCs w:val="24"/>
-        </w:rPr>
-        <w:t xml:space="preserve"> Бо Тобі належить усяка слава, честь і пок</w:t>
-      </w:r>
-      <w:r>
-        <w:rPr>
-          <w:rFonts w:ascii="Times New Roman" w:hAnsi="Times New Roman"/>
-          <w:sz w:val="24"/>
-          <w:szCs w:val="24"/>
-        </w:rPr>
-        <w:t>лоніння, Отцю, і Сину, і Святому Духові, нині, і повсякчас, і на віки віків.</w:t>
+        </w:rPr>
+        <w:t xml:space="preserve"> Бо Тобі належить усяка слава, честь і поклоніння, Отцю, і Сину, і Святому Духові, нині, і повсякчас, і на віки віків.</w:t>
       </w:r>
     </w:p>
     <w:p>
@@ -21893,9 +21881,8 @@
         <w:rPr>
           <w:rFonts w:ascii="Times New Roman" w:hAnsi="Times New Roman"/>
           <w:i/>
-          <w:color w:val="FF0000"/>
-          <w:sz w:val="24"/>
-          <w:szCs w:val="24"/>
+          <w:color w:val="FF4400"/>
+          <w:sz w:val="24"/>
         </w:rPr>
         <w:t>Священник:</w:t>
       </w:r>
@@ -21903,7 +21890,6 @@
         <w:rPr>
           <w:rFonts w:ascii="Times New Roman" w:hAnsi="Times New Roman"/>
           <w:sz w:val="24"/>
-          <w:szCs w:val="24"/>
         </w:rPr>
         <w:t xml:space="preserve"> Бо Твоє є царство, і сила, і слава, Отця, і Сина, і Святого Духа, нині, і повсякчас, і на віки віків.</w:t>
       </w:r>
@@ -22435,17 +22421,15 @@
           <w:i/>
           <w:color w:val="FF4400"/>
           <w:sz w:val="24"/>
-          <w:szCs w:val="24"/>
-        </w:rPr>
-        <w:t xml:space="preserve">Священник: </w:t>
-      </w:r>
-      <w:r>
-        <w:rPr>
-          <w:rFonts w:ascii="Times New Roman" w:hAnsi="Times New Roman"/>
-          <w:sz w:val="24"/>
-          <w:szCs w:val="24"/>
-        </w:rPr>
-        <w:t>Бо милостивий і людинолюбний Бог єси, і Тобі славу возсилаємо, Отцю, і Сину, і Святому Духові, нині, і повсякчас, і на віки віків.</w:t>
+        </w:rPr>
+        <w:t>Священник:</w:t>
+      </w:r>
+      <w:r>
+        <w:rPr>
+          <w:rFonts w:ascii="Times New Roman" w:hAnsi="Times New Roman"/>
+          <w:sz w:val="24"/>
+        </w:rPr>
+        <w:t xml:space="preserve"> Бо милостивий і людинолюбний Бог єси, і Тобі славу возсилаємо, Отцю, і Сину, і Святому Духові, нині, і повсякчас, і на віки віків.</w:t>
       </w:r>
     </w:p>
     <w:p>
@@ -22566,19 +22550,47 @@
         <w:rPr>
           <w:rFonts w:ascii="Times New Roman" w:hAnsi="Times New Roman"/>
           <w:i/>
+          <w:color w:val="FF4400"/>
+          <w:sz w:val="24"/>
+        </w:rPr>
+        <w:t>Священник:</w:t>
+      </w:r>
+      <w:r>
+        <w:rPr>
+          <w:rFonts w:ascii="Times New Roman" w:hAnsi="Times New Roman"/>
+          <w:sz w:val="24"/>
+        </w:rPr>
+        <w:t xml:space="preserve"> Сла́ва Тобі́, Хри́сте Бо́же, упова́ння на́ше, сла́ва Тобі́!</w:t>
+      </w:r>
+    </w:p>
+    <w:p>
+      <w:pPr>
+        <w:pStyle w:val="Normal"/>
+        <w:spacing w:after="120"/>
+      </w:pPr>
+      <w:r>
+        <w:rPr>
+          <w:rFonts w:ascii="Times New Roman" w:hAnsi="Times New Roman"/>
+          <w:i/>
           <w:color w:val="FF0000"/>
           <w:sz w:val="24"/>
         </w:rPr>
-        <w:t>Священ</w:t>
-      </w:r>
-      <w:r>
-        <w:rPr>
-          <w:rFonts w:ascii="Times New Roman" w:hAnsi="Times New Roman"/>
-          <w:i/>
+        <w:t>Вірні:</w:t>
+      </w:r>
+      <w:r>
+        <w:rPr>
+          <w:rFonts w:ascii="Times New Roman" w:hAnsi="Times New Roman"/>
           <w:color w:val="FF0000"/>
           <w:sz w:val="24"/>
         </w:rPr>
-        <w:t>н</w:t>
+        <w:t xml:space="preserve"> </w:t>
+      </w:r>
+      <w:r>
+        <w:rPr>
+          <w:rFonts w:ascii="Times New Roman" w:hAnsi="Times New Roman"/>
+          <w:sz w:val="24"/>
+        </w:rPr>
+        <w:t xml:space="preserve">Сла́ва Отцю́, і Си́ну, і Свято́му Ду́хові, і ни́ні, і повсякча́с, і на ві́ки вікі́в. Амі́нь. Го́споди, поми́луй. </w:t>
       </w:r>
       <w:r>
         <w:rPr>
@@ -22587,60 +22599,6 @@
           <w:color w:val="FF0000"/>
           <w:sz w:val="24"/>
         </w:rPr>
-        <w:t>ик:</w:t>
-      </w:r>
-      <w:r>
-        <w:rPr>
-          <w:rFonts w:ascii="Times New Roman" w:hAnsi="Times New Roman"/>
-          <w:color w:val="FF0000"/>
-          <w:sz w:val="24"/>
-        </w:rPr>
-        <w:t xml:space="preserve"> </w:t>
-      </w:r>
-      <w:r>
-        <w:rPr>
-          <w:rFonts w:ascii="Times New Roman" w:hAnsi="Times New Roman"/>
-          <w:sz w:val="24"/>
-        </w:rPr>
-        <w:t>Сла́ва Тобі́, Хри́сте Бо́же, упова́ння на́ше, сла́ва Тобі́!</w:t>
-      </w:r>
-    </w:p>
-    <w:p>
-      <w:pPr>
-        <w:pStyle w:val="Normal"/>
-        <w:spacing w:after="120"/>
-      </w:pPr>
-      <w:r>
-        <w:rPr>
-          <w:rFonts w:ascii="Times New Roman" w:hAnsi="Times New Roman"/>
-          <w:i/>
-          <w:color w:val="FF0000"/>
-          <w:sz w:val="24"/>
-        </w:rPr>
-        <w:t>Вірні:</w:t>
-      </w:r>
-      <w:r>
-        <w:rPr>
-          <w:rFonts w:ascii="Times New Roman" w:hAnsi="Times New Roman"/>
-          <w:color w:val="FF0000"/>
-          <w:sz w:val="24"/>
-        </w:rPr>
-        <w:t xml:space="preserve"> </w:t>
-      </w:r>
-      <w:r>
-        <w:rPr>
-          <w:rFonts w:ascii="Times New Roman" w:hAnsi="Times New Roman"/>
-          <w:sz w:val="24"/>
-        </w:rPr>
-        <w:t xml:space="preserve">Сла́ва Отцю́, і Си́ну, і Свято́му Ду́хові, і ни́ні, і повсякча́с, і на ві́ки вікі́в. Амі́нь. Го́споди, поми́луй. </w:t>
-      </w:r>
-      <w:r>
-        <w:rPr>
-          <w:rFonts w:ascii="Times New Roman" w:hAnsi="Times New Roman"/>
-          <w:i/>
-          <w:color w:val="FF0000"/>
-          <w:sz w:val="24"/>
-        </w:rPr>
         <w:t>(3 р.)</w:t>
       </w:r>
       <w:r>
@@ -22654,74 +22612,38 @@
     <w:p>
       <w:pPr>
         <w:spacing w:after="120"/>
-        <w:jc w:val="both"/>
-        <w:rPr>
-          <w:rFonts w:ascii="Times New Roman" w:hAnsi="Times New Roman"/>
-          <w:sz w:val="24"/>
-          <w:szCs w:val="24"/>
-        </w:rPr>
-      </w:pPr>
-      <w:r>
-        <w:rPr>
-          <w:rFonts w:ascii="Times New Roman" w:hAnsi="Times New Roman"/>
-          <w:i/>
-          <w:color w:val="FF0000"/>
-          <w:sz w:val="24"/>
-          <w:szCs w:val="24"/>
-        </w:rPr>
-        <w:t>Священик:</w:t>
-      </w:r>
-      <w:r>
-        <w:rPr>
-          <w:rFonts w:ascii="Times New Roman" w:hAnsi="Times New Roman"/>
-          <w:color w:val="FF0000"/>
-          <w:sz w:val="24"/>
-          <w:szCs w:val="24"/>
-        </w:rPr>
-        <w:t xml:space="preserve"> </w:t>
-      </w:r>
-      <w:r>
-        <w:rPr>
-          <w:rFonts w:ascii="Times New Roman" w:hAnsi="Times New Roman"/>
-          <w:sz w:val="24"/>
-          <w:szCs w:val="24"/>
-        </w:rPr>
-        <w:t>Христос, істинний Бог наш, молитвами пречистої своєї Матері, силою чесного і животворчого хреста, святих, славних і всехвальних апостолів, і святого (</w:t>
-      </w:r>
-      <w:r>
-        <w:rPr>
-          <w:rFonts w:ascii="Times New Roman" w:hAnsi="Times New Roman"/>
-          <w:i/>
-          <w:color w:val="FF0000"/>
-          <w:sz w:val="24"/>
-          <w:szCs w:val="24"/>
-        </w:rPr>
-        <w:t>ім'я, якого є храм</w:t>
-      </w:r>
-      <w:r>
-        <w:rPr>
-          <w:rFonts w:ascii="Times New Roman" w:hAnsi="Times New Roman"/>
-          <w:sz w:val="24"/>
-          <w:szCs w:val="24"/>
-        </w:rPr>
-        <w:t xml:space="preserve">), і святого мученика </w:t>
-      </w:r>
-      <w:r>
-        <w:rPr>
-          <w:rFonts w:ascii="Times New Roman" w:hAnsi="Times New Roman"/>
-          <w:color w:val="000000"/>
-          <w:sz w:val="24"/>
-          <w:szCs w:val="24"/>
-        </w:rPr>
-        <w:t>Парамона, і святого мученика Філумена</w:t>
-      </w:r>
-      <w:r>
-        <w:rPr>
-          <w:rFonts w:ascii="Times New Roman" w:hAnsi="Times New Roman"/>
-          <w:sz w:val="24"/>
-          <w:szCs w:val="24"/>
-        </w:rPr>
-        <w:t>, і всіх святих, помилує і спасе нас, як благий і людинолюбний.</w:t>
+      </w:pPr>
+      <w:r>
+        <w:rPr>
+          <w:rFonts w:ascii="Times New Roman" w:hAnsi="Times New Roman"/>
+          <w:i/>
+          <w:color w:val="FF4400"/>
+          <w:sz w:val="24"/>
+        </w:rPr>
+        <w:t>Священник:</w:t>
+      </w:r>
+      <w:r>
+        <w:rPr>
+          <w:rFonts w:ascii="Times New Roman" w:hAnsi="Times New Roman"/>
+          <w:sz w:val="24"/>
+        </w:rPr>
+        <w:t xml:space="preserve"> Христос, істинний Бог наш - молитвами пречистої Своєї Матері, силою чесного і животворчого хреста, заступництвом святих славних і всехвальних апостолів, і святого, </w:t>
+      </w:r>
+      <w:r>
+        <w:rPr>
+          <w:rFonts w:ascii="Times New Roman" w:hAnsi="Times New Roman"/>
+          <w:i/>
+          <w:color w:val="FF4400"/>
+          <w:sz w:val="24"/>
+        </w:rPr>
+        <w:t>якого є храм</w:t>
+      </w:r>
+      <w:r>
+        <w:rPr>
+          <w:rFonts w:ascii="Times New Roman" w:hAnsi="Times New Roman"/>
+          <w:sz w:val="24"/>
+        </w:rPr>
+        <w:t>,  і святого мученика Парамона, святого мученика Філумена, преподобного Акакія, що згадується в «Ліствиці», і всіх святих - помилує і спасе нас як благий і людинолюбний.</w:t>
       </w:r>
     </w:p>
     <w:p>
@@ -26900,7 +26822,6 @@
           <w:i/>
           <w:color w:val="FF4400"/>
           <w:sz w:val="24"/>
-          <w:szCs w:val="24"/>
         </w:rPr>
         <w:t>Священник:</w:t>
       </w:r>
@@ -26908,17 +26829,8 @@
         <w:rPr>
           <w:rFonts w:ascii="Times New Roman" w:hAnsi="Times New Roman"/>
           <w:sz w:val="24"/>
-          <w:szCs w:val="24"/>
-        </w:rPr>
-        <w:t xml:space="preserve"> Бо Тобі належить усяка слава, честь і поклоніння, Отцю, і Сину, і Святому Духові, нині, і повсякчас, і на</w:t>
-      </w:r>
-      <w:r>
-        <w:rPr>
-          <w:rFonts w:ascii="Times New Roman" w:hAnsi="Times New Roman"/>
-          <w:sz w:val="24"/>
-          <w:szCs w:val="24"/>
-        </w:rPr>
-        <w:t xml:space="preserve"> віки віків.</w:t>
+        </w:rPr>
+        <w:t xml:space="preserve"> Бо Тобі належить усяка слава, честь і поклоніння, Отцю, і Сину, і Святому Духові, нині, і повсякчас, і на віки віків.</w:t>
       </w:r>
     </w:p>
     <w:p>
@@ -27549,16 +27461,13 @@
           <w:i/>
           <w:color w:val="FF4400"/>
           <w:sz w:val="24"/>
-          <w:szCs w:val="24"/>
         </w:rPr>
         <w:t>Священник:</w:t>
       </w:r>
       <w:r>
         <w:rPr>
           <w:rFonts w:ascii="Times New Roman" w:hAnsi="Times New Roman"/>
-          <w:color w:val="000000"/>
-          <w:sz w:val="24"/>
-          <w:szCs w:val="24"/>
+          <w:sz w:val="24"/>
         </w:rPr>
         <w:t xml:space="preserve"> Бо Твоя є влада і Твоє є царство, і сила, і слава, Отця, і Сина, і Святого Духа, нині, і повсякчас, і на віки віків.</w:t>
       </w:r>
@@ -27927,16 +27836,13 @@
           <w:i/>
           <w:color w:val="FF4400"/>
           <w:sz w:val="24"/>
-          <w:szCs w:val="24"/>
         </w:rPr>
         <w:t>Священник:</w:t>
       </w:r>
       <w:r>
         <w:rPr>
           <w:rFonts w:ascii="Times New Roman" w:hAnsi="Times New Roman"/>
-          <w:color w:val="000000"/>
-          <w:sz w:val="24"/>
-          <w:szCs w:val="24"/>
+          <w:sz w:val="24"/>
         </w:rPr>
         <w:t xml:space="preserve"> Бо Ти благий і людинолюбний Бог – і Тобі славу возсилаємо, Отцю, і Сину, і Святому Духові, нині, і повсякчас, і на віки віків.</w:t>
       </w:r>
@@ -29360,28 +29266,17 @@
         <w:rPr>
           <w:rFonts w:ascii="Times New Roman" w:hAnsi="Times New Roman"/>
           <w:i/>
-          <w:color w:val="FF0000"/>
-          <w:sz w:val="24"/>
-          <w:szCs w:val="24"/>
-        </w:rPr>
-        <w:t xml:space="preserve">Священник: </w:t>
-      </w:r>
-      <w:r>
-        <w:rPr>
-          <w:rFonts w:ascii="Times New Roman" w:hAnsi="Times New Roman"/>
-          <w:color w:val="000000"/>
-          <w:sz w:val="24"/>
-          <w:szCs w:val="24"/>
-        </w:rPr>
-        <w:t>Бо Ти Бог наш і Тобі славу возсилаємо: Отцю, і Сину, і Святому Духові</w:t>
-      </w:r>
-      <w:r>
-        <w:rPr>
-          <w:rFonts w:ascii="Times New Roman" w:hAnsi="Times New Roman"/>
-          <w:sz w:val="24"/>
-          <w:szCs w:val="24"/>
-        </w:rPr>
-        <w:t>, нині, і повсякчас, і на віки віків.</w:t>
+          <w:color w:val="FF4400"/>
+          <w:sz w:val="24"/>
+        </w:rPr>
+        <w:t>Священник:</w:t>
+      </w:r>
+      <w:r>
+        <w:rPr>
+          <w:rFonts w:ascii="Times New Roman" w:hAnsi="Times New Roman"/>
+          <w:sz w:val="24"/>
+        </w:rPr>
+        <w:t xml:space="preserve"> Бо Ти Бог наш і Тобі славу возсилаємо: Отцю, і Сину, і Святому Духові, нині, і повсякчас, і на віки віків.</w:t>
       </w:r>
     </w:p>
     <w:p>
@@ -30336,28 +30231,17 @@
         <w:rPr>
           <w:rFonts w:ascii="Times New Roman" w:hAnsi="Times New Roman"/>
           <w:i/>
-          <w:color w:val="FF0000"/>
-          <w:sz w:val="24"/>
-          <w:szCs w:val="24"/>
-        </w:rPr>
-        <w:t xml:space="preserve">Священник: </w:t>
-      </w:r>
-      <w:r>
-        <w:rPr>
-          <w:rFonts w:ascii="Times New Roman" w:hAnsi="Times New Roman"/>
-          <w:color w:val="000000"/>
-          <w:sz w:val="24"/>
-          <w:szCs w:val="24"/>
-        </w:rPr>
-        <w:t>Бо Ти цар миру і Спас душ наших – і Тобі славу возсилаємо, Отцю, і Сину, і Святому Духові</w:t>
-      </w:r>
-      <w:r>
-        <w:rPr>
-          <w:rFonts w:ascii="Times New Roman" w:hAnsi="Times New Roman"/>
-          <w:sz w:val="24"/>
-          <w:szCs w:val="24"/>
-        </w:rPr>
-        <w:t>, нині, і повсякчас, і на віки віків.</w:t>
+          <w:color w:val="FF4400"/>
+          <w:sz w:val="24"/>
+        </w:rPr>
+        <w:t>Священник:</w:t>
+      </w:r>
+      <w:r>
+        <w:rPr>
+          <w:rFonts w:ascii="Times New Roman" w:hAnsi="Times New Roman"/>
+          <w:sz w:val="24"/>
+        </w:rPr>
+        <w:t xml:space="preserve"> Бо Ти цар миру і Спас душ наших – і Тобі славу возсилаємо, Отцю, і Сину, і Святому Духові, нині, і повсякчас, і на віки віків.</w:t>
       </w:r>
     </w:p>
     <w:p>
@@ -33912,18 +33796,15 @@
           <w:i/>
           <w:color w:val="FF4400"/>
           <w:sz w:val="24"/>
-          <w:szCs w:val="24"/>
-        </w:rPr>
-        <w:t xml:space="preserve">Священник: </w:t>
-      </w:r>
-      <w:r>
-        <w:rPr>
-          <w:rFonts w:ascii="Times New Roman" w:hAnsi="Times New Roman"/>
-          <w:color w:val="000000"/>
-          <w:sz w:val="24"/>
-          <w:szCs w:val="24"/>
-        </w:rPr>
-        <w:t>Бо до Тебе належить милувати і спасати нас, Боже наш, і Тобі славу возсилаємо, Отцю, і Сину, і Святому Духові, нині, і повсякчас, і на віки віків.</w:t>
+        </w:rPr>
+        <w:t>Священник:</w:t>
+      </w:r>
+      <w:r>
+        <w:rPr>
+          <w:rFonts w:ascii="Times New Roman" w:hAnsi="Times New Roman"/>
+          <w:sz w:val="24"/>
+        </w:rPr>
+        <w:t xml:space="preserve"> Бо до Тебе належить милувати і спасати нас, Боже наш, і Тобі славу возсилаємо, Отцю, і Сину, і Святому Духові, нині, і повсякчас, і на віки віків.</w:t>
       </w:r>
     </w:p>
     <w:p>
@@ -36000,9 +35881,8 @@
         <w:rPr>
           <w:rFonts w:ascii="Times New Roman" w:hAnsi="Times New Roman"/>
           <w:i/>
-          <w:color w:val="FF0000"/>
-          <w:sz w:val="24"/>
-          <w:szCs w:val="24"/>
+          <w:color w:val="FF4400"/>
+          <w:sz w:val="24"/>
         </w:rPr>
         <w:t>Священник:</w:t>
       </w:r>
@@ -36010,7 +35890,6 @@
         <w:rPr>
           <w:rFonts w:ascii="Times New Roman" w:hAnsi="Times New Roman"/>
           <w:sz w:val="24"/>
-          <w:szCs w:val="24"/>
         </w:rPr>
         <w:t xml:space="preserve"> Бо Твоє є царство, і сила, і слава, Отця, і Сина, і Святого Духа, нині, і повсякчас, і на віки віків.</w:t>
       </w:r>
@@ -36513,25 +36392,15 @@
           <w:i/>
           <w:color w:val="FF4400"/>
           <w:sz w:val="24"/>
-          <w:szCs w:val="24"/>
-        </w:rPr>
-        <w:t xml:space="preserve">Священник: </w:t>
-      </w:r>
-      <w:r>
-        <w:rPr>
-          <w:rFonts w:ascii="Times New Roman" w:hAnsi="Times New Roman"/>
-          <w:sz w:val="24"/>
-          <w:szCs w:val="24"/>
-        </w:rPr>
-        <w:t>Бо милостивий і людинолюбний Бог єси, і Тобі славу возсилаєм</w:t>
-      </w:r>
-      <w:r>
-        <w:rPr>
-          <w:rFonts w:ascii="Times New Roman" w:hAnsi="Times New Roman"/>
-          <w:sz w:val="24"/>
-          <w:szCs w:val="24"/>
-        </w:rPr>
-        <w:t>о, Отцю, і Сину, і Святому Духові, нині, і повсякчас, і на віки віків.</w:t>
+        </w:rPr>
+        <w:t>Священник:</w:t>
+      </w:r>
+      <w:r>
+        <w:rPr>
+          <w:rFonts w:ascii="Times New Roman" w:hAnsi="Times New Roman"/>
+          <w:sz w:val="24"/>
+        </w:rPr>
+        <w:t xml:space="preserve"> Бо милостивий і людинолюбний Бог єси, і Тобі славу возсилаємо, Отцю, і Сину, і Святому Духові, нині, і повсякчас, і на віки віків.</w:t>
       </w:r>
     </w:p>
     <w:p>
@@ -36653,19 +36522,47 @@
         <w:rPr>
           <w:rFonts w:ascii="Times New Roman" w:hAnsi="Times New Roman"/>
           <w:i/>
+          <w:color w:val="FF4400"/>
+          <w:sz w:val="24"/>
+        </w:rPr>
+        <w:t>Священник:</w:t>
+      </w:r>
+      <w:r>
+        <w:rPr>
+          <w:rFonts w:ascii="Times New Roman" w:hAnsi="Times New Roman"/>
+          <w:sz w:val="24"/>
+        </w:rPr>
+        <w:t xml:space="preserve"> Сла́ва Тобі́, Хри́сте Бо́же, упова́ння на́ше, сла́ва Тобі́!</w:t>
+      </w:r>
+    </w:p>
+    <w:p>
+      <w:pPr>
+        <w:pStyle w:val="Normal"/>
+        <w:spacing w:after="120"/>
+      </w:pPr>
+      <w:r>
+        <w:rPr>
+          <w:rFonts w:ascii="Times New Roman" w:hAnsi="Times New Roman"/>
+          <w:i/>
           <w:color w:val="FF0000"/>
           <w:sz w:val="24"/>
         </w:rPr>
-        <w:t>Священ</w:t>
-      </w:r>
-      <w:r>
-        <w:rPr>
-          <w:rFonts w:ascii="Times New Roman" w:hAnsi="Times New Roman"/>
-          <w:i/>
+        <w:t>Вірні:</w:t>
+      </w:r>
+      <w:r>
+        <w:rPr>
+          <w:rFonts w:ascii="Times New Roman" w:hAnsi="Times New Roman"/>
           <w:color w:val="FF0000"/>
           <w:sz w:val="24"/>
         </w:rPr>
-        <w:t>н</w:t>
+        <w:t xml:space="preserve"> </w:t>
+      </w:r>
+      <w:r>
+        <w:rPr>
+          <w:rFonts w:ascii="Times New Roman" w:hAnsi="Times New Roman"/>
+          <w:sz w:val="24"/>
+        </w:rPr>
+        <w:t xml:space="preserve">Сла́ва Отцю́, і Си́ну, і Свято́му Ду́хові, і ни́ні, і повсякча́с, і на ві́ки вікі́в. Амі́нь. Го́споди, поми́луй. </w:t>
       </w:r>
       <w:r>
         <w:rPr>
@@ -36674,60 +36571,6 @@
           <w:color w:val="FF0000"/>
           <w:sz w:val="24"/>
         </w:rPr>
-        <w:t>ик:</w:t>
-      </w:r>
-      <w:r>
-        <w:rPr>
-          <w:rFonts w:ascii="Times New Roman" w:hAnsi="Times New Roman"/>
-          <w:color w:val="FF0000"/>
-          <w:sz w:val="24"/>
-        </w:rPr>
-        <w:t xml:space="preserve"> </w:t>
-      </w:r>
-      <w:r>
-        <w:rPr>
-          <w:rFonts w:ascii="Times New Roman" w:hAnsi="Times New Roman"/>
-          <w:sz w:val="24"/>
-        </w:rPr>
-        <w:t>Сла́ва Тобі́, Хри́сте Бо́же, упова́ння на́ше, сла́ва Тобі́!</w:t>
-      </w:r>
-    </w:p>
-    <w:p>
-      <w:pPr>
-        <w:pStyle w:val="Normal"/>
-        <w:spacing w:after="120"/>
-      </w:pPr>
-      <w:r>
-        <w:rPr>
-          <w:rFonts w:ascii="Times New Roman" w:hAnsi="Times New Roman"/>
-          <w:i/>
-          <w:color w:val="FF0000"/>
-          <w:sz w:val="24"/>
-        </w:rPr>
-        <w:t>Вірні:</w:t>
-      </w:r>
-      <w:r>
-        <w:rPr>
-          <w:rFonts w:ascii="Times New Roman" w:hAnsi="Times New Roman"/>
-          <w:color w:val="FF0000"/>
-          <w:sz w:val="24"/>
-        </w:rPr>
-        <w:t xml:space="preserve"> </w:t>
-      </w:r>
-      <w:r>
-        <w:rPr>
-          <w:rFonts w:ascii="Times New Roman" w:hAnsi="Times New Roman"/>
-          <w:sz w:val="24"/>
-        </w:rPr>
-        <w:t xml:space="preserve">Сла́ва Отцю́, і Си́ну, і Свято́му Ду́хові, і ни́ні, і повсякча́с, і на ві́ки вікі́в. Амі́нь. Го́споди, поми́луй. </w:t>
-      </w:r>
-      <w:r>
-        <w:rPr>
-          <w:rFonts w:ascii="Times New Roman" w:hAnsi="Times New Roman"/>
-          <w:i/>
-          <w:color w:val="FF0000"/>
-          <w:sz w:val="24"/>
-        </w:rPr>
         <w:t>(3 р.)</w:t>
       </w:r>
       <w:r>
@@ -36741,82 +36584,38 @@
     <w:p>
       <w:pPr>
         <w:spacing w:after="120"/>
-        <w:jc w:val="both"/>
-        <w:rPr>
-          <w:rFonts w:ascii="Times New Roman" w:hAnsi="Times New Roman"/>
-          <w:sz w:val="24"/>
-          <w:szCs w:val="24"/>
-        </w:rPr>
-      </w:pPr>
-      <w:r>
-        <w:rPr>
-          <w:rFonts w:ascii="Times New Roman" w:hAnsi="Times New Roman"/>
-          <w:i/>
-          <w:color w:val="FF0000"/>
-          <w:sz w:val="24"/>
-          <w:szCs w:val="24"/>
-        </w:rPr>
-        <w:t>Священик:</w:t>
-      </w:r>
-      <w:r>
-        <w:rPr>
-          <w:rFonts w:ascii="Times New Roman" w:hAnsi="Times New Roman"/>
-          <w:color w:val="FF0000"/>
-          <w:sz w:val="24"/>
-          <w:szCs w:val="24"/>
-        </w:rPr>
-        <w:t xml:space="preserve"> </w:t>
-      </w:r>
-      <w:r>
-        <w:rPr>
-          <w:rFonts w:ascii="Times New Roman" w:hAnsi="Times New Roman"/>
-          <w:sz w:val="24"/>
-          <w:szCs w:val="24"/>
-        </w:rPr>
-        <w:t>Христос, істинний Бог наш, молитвами пречистої своєї Матері, с</w:t>
-      </w:r>
-      <w:r>
-        <w:rPr>
-          <w:rFonts w:ascii="Times New Roman" w:hAnsi="Times New Roman"/>
-          <w:sz w:val="24"/>
-          <w:szCs w:val="24"/>
-        </w:rPr>
-        <w:t>илою чесного і животворчого хреста, святих, славних і всехвальних апостолів, і святого (</w:t>
-      </w:r>
-      <w:r>
-        <w:rPr>
-          <w:rFonts w:ascii="Times New Roman" w:hAnsi="Times New Roman"/>
-          <w:i/>
-          <w:color w:val="FF0000"/>
-          <w:sz w:val="24"/>
-          <w:szCs w:val="24"/>
-        </w:rPr>
-        <w:t>ім'я, якого є храм</w:t>
-      </w:r>
-      <w:r>
-        <w:rPr>
-          <w:rFonts w:ascii="Times New Roman" w:hAnsi="Times New Roman"/>
-          <w:sz w:val="24"/>
-          <w:szCs w:val="24"/>
-        </w:rPr>
-        <w:t xml:space="preserve">), і святого мученика </w:t>
-      </w:r>
-      <w:r>
-        <w:rPr>
-          <w:rFonts w:ascii="Times New Roman" w:hAnsi="Times New Roman"/>
-          <w:color w:val="000000"/>
-          <w:sz w:val="24"/>
-          <w:szCs w:val="24"/>
-        </w:rPr>
-        <w:t>Парамона, і святого мученика Філумена</w:t>
-      </w:r>
-      <w:r>
-        <w:rPr>
-          <w:rFonts w:ascii="Times New Roman" w:hAnsi="Times New Roman"/>
-          <w:sz w:val="24"/>
-          <w:szCs w:val="24"/>
-        </w:rPr>
-        <w:t>, і всіх святих, помилує і спасе нас, як благий і людинолюбний.</w:t>
+      </w:pPr>
+      <w:r>
+        <w:rPr>
+          <w:rFonts w:ascii="Times New Roman" w:hAnsi="Times New Roman"/>
+          <w:i/>
+          <w:color w:val="FF4400"/>
+          <w:sz w:val="24"/>
+        </w:rPr>
+        <w:t>Священник:</w:t>
+      </w:r>
+      <w:r>
+        <w:rPr>
+          <w:rFonts w:ascii="Times New Roman" w:hAnsi="Times New Roman"/>
+          <w:sz w:val="24"/>
+        </w:rPr>
+        <w:t xml:space="preserve"> Христос, істинний Бог наш - молитвами пречистої Своєї Матері, силою чесного і животворчого хреста, заступництвом святих славних і всехвальних апостолів, і святого, </w:t>
+      </w:r>
+      <w:r>
+        <w:rPr>
+          <w:rFonts w:ascii="Times New Roman" w:hAnsi="Times New Roman"/>
+          <w:i/>
+          <w:color w:val="FF4400"/>
+          <w:sz w:val="24"/>
+        </w:rPr>
+        <w:t>якого є храм</w:t>
+      </w:r>
+      <w:r>
+        <w:rPr>
+          <w:rFonts w:ascii="Times New Roman" w:hAnsi="Times New Roman"/>
+          <w:sz w:val="24"/>
+        </w:rPr>
+        <w:t>,  і святого мученика Парамона, святого мученика Філумена, преподобного Акакія, що згадується в «Ліствиці», і всіх святих - помилує і спасе нас як благий і людинолюбний.</w:t>
       </w:r>
     </w:p>
     <w:p>
